--- a/week-2-listening-questioning/week-2-reading-homework.docx
+++ b/week-2-listening-questioning/week-2-reading-homework.docx
@@ -76,7 +76,7 @@
           <w:rFonts w:ascii="Inter" w:hAnsi="Inter"/>
           <w:i w:val="0"/>
         </w:rPr>
-        <w:t>Switzer, J. M. (2015). Hundred Chart Challenge. Teaching Children Mathematics, 22(2), 65–70.  — read before Thursday.</w:t>
+        <w:t>Switzer, J. M. (2016). Hundred Chart Challenge. Teaching Children Mathematics, 23(2), 68.  — read before Thursday.</w:t>
       </w:r>
     </w:p>
     <w:p>

--- a/week-2-listening-questioning/week-2-reading-homework.docx
+++ b/week-2-listening-questioning/week-2-reading-homework.docx
@@ -69,6 +69,16 @@
         </w:rPr>
         <w:t>Reinhart, S. C. (2000). Never Say Anything a Kid Can Say! Mathematics Teaching in the Middle School, 5(8), 478–483.  — read before Tuesday.</w:t>
       </w:r>
+      <w:hyperlink r:id="rId9">
+        <w:r>
+          <w:rPr>
+            <w:rFonts w:ascii="Inter" w:hAnsi="Inter"/>
+            <w:color w:val="2563EB"/>
+            <w:u w:val="single"/>
+          </w:rPr>
+          <w:t xml:space="preserve">  Open →</w:t>
+        </w:r>
+      </w:hyperlink>
     </w:p>
     <w:p>
       <w:r>
@@ -78,6 +88,16 @@
         </w:rPr>
         <w:t>Switzer, J. M. (2016). Hundred Chart Challenge. Teaching Children Mathematics, 23(2), 68.  — read before Thursday.</w:t>
       </w:r>
+      <w:hyperlink r:id="rId10">
+        <w:r>
+          <w:rPr>
+            <w:rFonts w:ascii="Inter" w:hAnsi="Inter"/>
+            <w:color w:val="2563EB"/>
+            <w:u w:val="single"/>
+          </w:rPr>
+          <w:t xml:space="preserve">  Open →</w:t>
+        </w:r>
+      </w:hyperlink>
     </w:p>
     <w:p>
       <w:pPr>

--- a/week-2-listening-questioning/week-2-reading-homework.docx
+++ b/week-2-listening-questioning/week-2-reading-homework.docx
@@ -13,7 +13,7 @@
           <w:b/>
           <w:color w:val="1F4E96"/>
         </w:rPr>
-        <w:t>Reading Journal — Week 2</w:t>
+        <w:t>Reading Homework — Week 2</w:t>
       </w:r>
     </w:p>
     <w:p>

--- a/week-2-listening-questioning/week-2-reading-homework.docx
+++ b/week-2-listening-questioning/week-2-reading-homework.docx
@@ -67,7 +67,7 @@
           <w:rFonts w:ascii="Inter" w:hAnsi="Inter"/>
           <w:i w:val="0"/>
         </w:rPr>
-        <w:t>Reinhart, S. C. (2000). Never Say Anything a Kid Can Say! Mathematics Teaching in the Middle School, 5(8), 478–483.  — read before Tuesday.</w:t>
+        <w:t xml:space="preserve">Reinhart, S. C. (2000). Never Say Anything a Kid Can Say! Mathematics Teaching in the Middle School, 5(8), 478–483. </w:t>
       </w:r>
       <w:hyperlink r:id="rId9">
         <w:r>
@@ -76,7 +76,7 @@
             <w:color w:val="2563EB"/>
             <w:u w:val="single"/>
           </w:rPr>
-          <w:t xml:space="preserve">  Open →</w:t>
+          <w:t xml:space="preserve">http://www.jstor.org.proxy.lib.miamioh.edu/stable/41180868</w:t>
         </w:r>
       </w:hyperlink>
     </w:p>
@@ -86,7 +86,7 @@
           <w:rFonts w:ascii="Inter" w:hAnsi="Inter"/>
           <w:i w:val="0"/>
         </w:rPr>
-        <w:t>Switzer, J. M. (2016). Hundred Chart Challenge. Teaching Children Mathematics, 23(2), 68.  — read before Thursday.</w:t>
+        <w:t xml:space="preserve">Switzer, J. M. (2016). Hundred Chart Challenge. Teaching Children Mathematics, 23(2), 68. </w:t>
       </w:r>
       <w:hyperlink r:id="rId10">
         <w:r>
@@ -95,7 +95,7 @@
             <w:color w:val="2563EB"/>
             <w:u w:val="single"/>
           </w:rPr>
-          <w:t xml:space="preserve">  Open →</w:t>
+          <w:t xml:space="preserve">https://doi-org.proxy.lib.miamioh.edu/10.5951/teacchilmath.23.2.0068</w:t>
         </w:r>
       </w:hyperlink>
     </w:p>

--- a/week-2-listening-questioning/week-2-reading-homework.docx
+++ b/week-2-listening-questioning/week-2-reading-homework.docx
@@ -35,7 +35,7 @@
           <w:color w:val="1F4E96"/>
           <w:sz w:val="26"/>
         </w:rPr>
-        <w:t>Week 2 · Listener → Questioner · place value</w:t>
+        <w:t>Listener → Questioner · place value</w:t>
       </w:r>
     </w:p>
     <w:p>

--- a/week-2-listening-questioning/week-2-reading-homework.docx
+++ b/week-2-listening-questioning/week-2-reading-homework.docx
@@ -44,7 +44,7 @@
           <w:rFonts w:ascii="Inter" w:hAnsi="Inter"/>
           <w:i/>
         </w:rPr>
-        <w:t>Two short readings this week. Read Reinhart before Tuesday and the Hundred Chart Challenge before Thursday. Then write one dated entry in Marginalia.</w:t>
+        <w:t>Two short readings this week. Read Reinhart before Tuesday and the Hundred Chart Challenge before Thursday. Then write one dated entry in Journaler.</w:t>
       </w:r>
     </w:p>
     <w:p>

--- a/week-2-listening-questioning/week-2-reading-homework.docx
+++ b/week-2-listening-questioning/week-2-reading-homework.docx
@@ -114,21 +114,19 @@
       </w:r>
     </w:p>
     <w:p>
+      <w:pPr/>
       <w:r>
         <w:rPr>
           <w:rFonts w:ascii="Inter" w:hAnsi="Inter"/>
-          <w:i/>
+          <w:b/>
         </w:rPr>
-        <w:t>Reinhart writes: "Eventually, I concluded that if my students were to ever really learn mathematics, they would have to do the explaining, and I, the listening."</w:t>
+        <w:t>Listening and student talk.</w:t>
       </w:r>
-    </w:p>
-    <w:p>
       <w:r>
         <w:rPr>
           <w:rFonts w:ascii="Inter" w:hAnsi="Inter"/>
-          <w:i w:val="0"/>
         </w:rPr>
-        <w:t>Watch the video of our Hundred Chart Challenge. What was the teacher's role, and what was the students'? Where did the students do the explaining and the teacher the listening — and what got missed: a chance to listen that passed, or thinking the camera never reached? You were there — cite specific moments from the video, and what you remember that it doesn't show.</w:t>
+        <w:t xml:space="preserve"> What does it take for students to do the explaining and the teacher the listening — and what gets lost when they don't? Reinhart concluded that his students “would have to do the explaining, and I, the listening.” Draw on Reinhart, and on our Hundred Chart Challenge, as your evidence — cite specific moments you remember.</w:t>
       </w:r>
     </w:p>
     <w:p>

--- a/week-2-listening-questioning/week-2-reading-homework.docx
+++ b/week-2-listening-questioning/week-2-reading-homework.docx
@@ -44,7 +44,7 @@
           <w:rFonts w:ascii="Inter" w:hAnsi="Inter"/>
           <w:i/>
         </w:rPr>
-        <w:t>Two short readings this week. Read Reinhart before Tuesday and the Hundred Chart Challenge before Thursday. Then write one dated entry in Journaler.</w:t>
+        <w:t>Two short readings this week. Read Reinhart before Tuesday and the Hundred Chart Challenge before Thursday. Then work through them with Todd-in-a-Can in Journaler — highlight what strikes you, think it through, and land on your take on the prompt below. Todd asks the questions; you do the reasoning.</w:t>
       </w:r>
     </w:p>
     <w:p>

--- a/week-2-listening-questioning/week-2-reading-homework.docx
+++ b/week-2-listening-questioning/week-2-reading-homework.docx
@@ -44,7 +44,7 @@
           <w:rFonts w:ascii="Inter" w:hAnsi="Inter"/>
           <w:i/>
         </w:rPr>
-        <w:t>Two short readings this week. Read Reinhart before Tuesday and the Hundred Chart Challenge before Thursday. Then work through them with Todd-in-a-Can in Journaler — highlight what strikes you, think it through, and land on your take on the prompt below. Todd asks the questions; you do the reasoning.</w:t>
+        <w:t>Two short readings this week. Read Reinhart before the studio and the Hundred Chart Challenge before the clinic. Then work through them with Todd-in-a-Can in Journaler — highlight what strikes you, think it through, and land on your take on the prompt below. Todd asks the questions; you do the reasoning.</w:t>
       </w:r>
     </w:p>
     <w:p>

--- a/week-2-listening-questioning/week-2-reading-homework.docx
+++ b/week-2-listening-questioning/week-2-reading-homework.docx
@@ -9,7 +9,7 @@
       </w:pPr>
       <w:r>
         <w:rPr>
-          <w:rFonts w:ascii="Inter" w:hAnsi="Inter"/>
+          <w:rFonts w:ascii="Calibri" w:hAnsi="Calibri"/>
           <w:b/>
           <w:color w:val="1F4E96"/>
         </w:rPr>
@@ -19,7 +19,7 @@
     <w:p>
       <w:r>
         <w:rPr>
-          <w:rFonts w:ascii="Inter" w:hAnsi="Inter"/>
+          <w:rFonts w:ascii="Calibri" w:hAnsi="Calibri"/>
           <w:b/>
           <w:color w:val="1F4E96"/>
           <w:sz w:val="26"/>
@@ -30,7 +30,7 @@
     <w:p>
       <w:r>
         <w:rPr>
-          <w:rFonts w:ascii="Inter" w:hAnsi="Inter"/>
+          <w:rFonts w:ascii="Calibri" w:hAnsi="Calibri"/>
           <w:b/>
           <w:color w:val="1F4E96"/>
           <w:sz w:val="26"/>
@@ -41,7 +41,7 @@
     <w:p>
       <w:r>
         <w:rPr>
-          <w:rFonts w:ascii="Inter" w:hAnsi="Inter"/>
+          <w:rFonts w:ascii="Calibri" w:hAnsi="Calibri"/>
           <w:i/>
         </w:rPr>
         <w:t>Two short readings this week. Read Reinhart before the studio and the Hundred Chart Challenge before the clinic. Then work through them with Todd-in-a-Can in Journaler — highlight what strikes you, think it through, and land on your take on the prompt below. Todd asks the questions; you do the reasoning.</w:t>
@@ -53,7 +53,7 @@
       </w:pPr>
       <w:r>
         <w:rPr>
-          <w:rFonts w:ascii="Inter" w:hAnsi="Inter"/>
+          <w:rFonts w:ascii="Calibri" w:hAnsi="Calibri"/>
           <w:b/>
           <w:color w:val="1F4E96"/>
           <w:sz w:val="24"/>
@@ -64,7 +64,7 @@
     <w:p>
       <w:r>
         <w:rPr>
-          <w:rFonts w:ascii="Inter" w:hAnsi="Inter"/>
+          <w:rFonts w:ascii="Calibri" w:hAnsi="Calibri"/>
           <w:i w:val="0"/>
         </w:rPr>
         <w:t xml:space="preserve">Reinhart, S. C. (2000). Never Say Anything a Kid Can Say! Mathematics Teaching in the Middle School, 5(8), 478–483. </w:t>
@@ -72,7 +72,7 @@
       <w:hyperlink r:id="rId9">
         <w:r>
           <w:rPr>
-            <w:rFonts w:ascii="Inter" w:hAnsi="Inter"/>
+            <w:rFonts w:ascii="Calibri" w:hAnsi="Calibri"/>
             <w:color w:val="2563EB"/>
             <w:u w:val="single"/>
           </w:rPr>
@@ -83,7 +83,7 @@
     <w:p>
       <w:r>
         <w:rPr>
-          <w:rFonts w:ascii="Inter" w:hAnsi="Inter"/>
+          <w:rFonts w:ascii="Calibri" w:hAnsi="Calibri"/>
           <w:i w:val="0"/>
         </w:rPr>
         <w:t xml:space="preserve">Switzer, J. M. (2016). Hundred Chart Challenge. Teaching Children Mathematics, 23(2), 68. </w:t>
@@ -91,7 +91,7 @@
       <w:hyperlink r:id="rId10">
         <w:r>
           <w:rPr>
-            <w:rFonts w:ascii="Inter" w:hAnsi="Inter"/>
+            <w:rFonts w:ascii="Calibri" w:hAnsi="Calibri"/>
             <w:color w:val="2563EB"/>
             <w:u w:val="single"/>
           </w:rPr>
@@ -105,7 +105,7 @@
       </w:pPr>
       <w:r>
         <w:rPr>
-          <w:rFonts w:ascii="Inter" w:hAnsi="Inter"/>
+          <w:rFonts w:ascii="Calibri" w:hAnsi="Calibri"/>
           <w:b/>
           <w:color w:val="1F4E96"/>
           <w:sz w:val="24"/>
@@ -117,14 +117,14 @@
       <w:pPr/>
       <w:r>
         <w:rPr>
-          <w:rFonts w:ascii="Inter" w:hAnsi="Inter"/>
+          <w:rFonts w:ascii="Calibri" w:hAnsi="Calibri"/>
           <w:b/>
         </w:rPr>
         <w:t>Listening and student talk.</w:t>
       </w:r>
       <w:r>
         <w:rPr>
-          <w:rFonts w:ascii="Inter" w:hAnsi="Inter"/>
+          <w:rFonts w:ascii="Calibri" w:hAnsi="Calibri"/>
         </w:rPr>
         <w:t xml:space="preserve"> What does it take for students to do the explaining and the teacher the listening — and what gets lost when they don't? Reinhart concluded that his students “would have to do the explaining, and I, the listening.” Draw on Reinhart, and on our Hundred Chart Challenge, as your evidence — cite specific moments you remember.</w:t>
       </w:r>
@@ -132,7 +132,7 @@
     <w:p>
       <w:r>
         <w:rPr>
-          <w:rFonts w:ascii="Inter" w:hAnsi="Inter"/>
+          <w:rFonts w:ascii="Calibri" w:hAnsi="Calibri"/>
           <w:i/>
         </w:rPr>
         <w:t>Write it as a dated entry, this week.</w:t>
@@ -512,7 +512,7 @@
     <w:qFormat/>
     <w:rsid w:val="00FC693F"/>
     <w:rPr>
-      <w:rFonts w:ascii="Inter" w:hAnsi="Inter" w:cs="Inter"/>
+      <w:rFonts w:ascii="Calibri" w:hAnsi="Calibri" w:cs="Calibri"/>
     </w:rPr>
   </w:style>
   <w:style w:type="paragraph" w:styleId="Header">
@@ -574,7 +574,7 @@
       <w:outlineLvl w:val="0"/>
     </w:pPr>
     <w:rPr>
-      <w:rFonts w:asciiTheme="majorHAnsi" w:eastAsiaTheme="majorEastAsia" w:hAnsiTheme="majorHAnsi" w:cstheme="majorBidi" w:ascii="Inter" w:hAnsi="Inter" w:cs="Inter"/>
+      <w:rFonts w:asciiTheme="majorHAnsi" w:eastAsiaTheme="majorEastAsia" w:hAnsiTheme="majorHAnsi" w:cstheme="majorBidi" w:ascii="Calibri" w:hAnsi="Calibri" w:cs="Calibri"/>
       <w:b/>
       <w:bCs/>
       <w:color w:val="365F91" w:themeColor="accent1" w:themeShade="BF"/>
@@ -598,7 +598,7 @@
       <w:outlineLvl w:val="1"/>
     </w:pPr>
     <w:rPr>
-      <w:rFonts w:asciiTheme="majorHAnsi" w:eastAsiaTheme="majorEastAsia" w:hAnsiTheme="majorHAnsi" w:cstheme="majorBidi" w:ascii="Inter" w:hAnsi="Inter" w:cs="Inter"/>
+      <w:rFonts w:asciiTheme="majorHAnsi" w:eastAsiaTheme="majorEastAsia" w:hAnsiTheme="majorHAnsi" w:cstheme="majorBidi" w:ascii="Calibri" w:hAnsi="Calibri" w:cs="Calibri"/>
       <w:b/>
       <w:bCs/>
       <w:color w:val="4F81BD" w:themeColor="accent1"/>
@@ -863,7 +863,7 @@
       <w:contextualSpacing/>
     </w:pPr>
     <w:rPr>
-      <w:rFonts w:asciiTheme="majorHAnsi" w:eastAsiaTheme="majorEastAsia" w:hAnsiTheme="majorHAnsi" w:cstheme="majorBidi" w:ascii="Inter" w:hAnsi="Inter" w:cs="Inter"/>
+      <w:rFonts w:asciiTheme="majorHAnsi" w:eastAsiaTheme="majorEastAsia" w:hAnsiTheme="majorHAnsi" w:cstheme="majorBidi" w:ascii="Calibri" w:hAnsi="Calibri" w:cs="Calibri"/>
       <w:color w:val="17365D" w:themeColor="text2" w:themeShade="BF"/>
       <w:spacing w:val="5"/>
       <w:kern w:val="28"/>

--- a/week-2-listening-questioning/week-2-reading-homework.docx
+++ b/week-2-listening-questioning/week-2-reading-homework.docx
@@ -44,7 +44,7 @@
           <w:rFonts w:ascii="Calibri" w:hAnsi="Calibri"/>
           <w:i/>
         </w:rPr>
-        <w:t>Two short readings this week. Read Reinhart before the studio and the Hundred Chart Challenge before the clinic. Then work through them with Todd-in-a-Can in Journaler — highlight what strikes you, think it through, and land on your take on the prompt below. Todd asks the questions; you do the reasoning.</w:t>
+        <w:t>Two short readings this week. Read Reinhart before the studio and the Hundred Chart Challenge before the clinic — both in Journaler. Mark the passages you want to use and quote them in your entry. Then answer the prompt below.</w:t>
       </w:r>
     </w:p>
     <w:p>

--- a/week-2-listening-questioning/week-2-reading-homework.docx
+++ b/week-2-listening-questioning/week-2-reading-homework.docx
@@ -44,7 +44,7 @@
           <w:rFonts w:ascii="Calibri" w:hAnsi="Calibri"/>
           <w:i/>
         </w:rPr>
-        <w:t>Two short readings this week. Read Reinhart before the studio and the Hundred Chart Challenge before the clinic — both in Journaler. Mark the passages you want to use and quote them in your entry. Then answer the prompt below.</w:t>
+        <w:t>Two short readings this week. Read Reinhart before the studio and the Hundred Chart Challenge before the clinic. Then work through them with Journaler — highlight what strikes you, think it through, and land on your take on the prompt below. Todd-in-a-Can is there if you want a sounding board.</w:t>
       </w:r>
     </w:p>
     <w:p>
